--- a/Documentos/Reporte trabajo de campo.docx
+++ b/Documentos/Reporte trabajo de campo.docx
@@ -1224,6 +1224,1678 @@
         <w:t>Finalmente, no fue posible visitar Barril Peruano por limitaciones de tiempo y distancia, priorizando otros establecimientos de las zonas asignadas.</w:t>
       </w:r>
     </w:p>
+    <w:p>
+      <w:pPr>
+        <w:rPr>
+          <w:lang w:val="es-CO"/>
+        </w:rPr>
+      </w:pPr>
+      <w:r>
+        <w:rPr>
+          <w:b/>
+          <w:bCs/>
+          <w:lang w:val="es-CO"/>
+        </w:rPr>
+        <w:t xml:space="preserve">Integrante: </w:t>
+      </w:r>
+      <w:r>
+        <w:rPr>
+          <w:lang w:val="es-CO"/>
+        </w:rPr>
+        <w:t>Sara Torres Bohorquez &amp; Juan Pablo Manjarres</w:t>
+      </w:r>
+    </w:p>
+    <w:p>
+      <w:pPr>
+        <w:rPr>
+          <w:lang w:val="es-CO"/>
+        </w:rPr>
+      </w:pPr>
+      <w:r>
+        <w:rPr>
+          <w:b/>
+          <w:bCs/>
+          <w:lang w:val="es-CO"/>
+        </w:rPr>
+        <w:t>Zonas asignadas:</w:t>
+      </w:r>
+    </w:p>
+    <w:p>
+      <w:pPr>
+        <w:numPr>
+          <w:ilvl w:val="0"/>
+          <w:numId w:val="8"/>
+        </w:numPr>
+        <w:rPr>
+          <w:lang w:val="es-CO"/>
+        </w:rPr>
+      </w:pPr>
+      <w:r>
+        <w:rPr>
+          <w:lang w:val="es-CO"/>
+        </w:rPr>
+        <w:t>Centro / La Candelaria</w:t>
+      </w:r>
+    </w:p>
+    <w:p>
+      <w:pPr>
+        <w:numPr>
+          <w:ilvl w:val="0"/>
+          <w:numId w:val="8"/>
+        </w:numPr>
+        <w:rPr>
+          <w:lang w:val="es-CO"/>
+        </w:rPr>
+      </w:pPr>
+      <w:r>
+        <w:rPr>
+          <w:lang w:val="es-CO"/>
+        </w:rPr>
+        <w:t>Museo Nacional y alrededores (Quinta Camacho)</w:t>
+      </w:r>
+    </w:p>
+    <w:p>
+      <w:pPr>
+        <w:numPr>
+          <w:ilvl w:val="0"/>
+          <w:numId w:val="8"/>
+        </w:numPr>
+        <w:rPr>
+          <w:lang w:val="es-CO"/>
+        </w:rPr>
+      </w:pPr>
+      <w:r>
+        <w:rPr>
+          <w:lang w:val="es-CO"/>
+        </w:rPr>
+        <w:t>Parkway - Teusaquillo</w:t>
+      </w:r>
+    </w:p>
+    <w:p>
+      <w:pPr>
+        <w:numPr>
+          <w:ilvl w:val="0"/>
+          <w:numId w:val="8"/>
+        </w:numPr>
+        <w:rPr>
+          <w:lang w:val="es-CO"/>
+        </w:rPr>
+      </w:pPr>
+      <w:r>
+        <w:rPr>
+          <w:lang w:val="es-CO"/>
+        </w:rPr>
+        <w:t>El Chico - Chapinero</w:t>
+      </w:r>
+    </w:p>
+    <w:p>
+      <w:pPr>
+        <w:numPr>
+          <w:ilvl w:val="0"/>
+          <w:numId w:val="8"/>
+        </w:numPr>
+        <w:rPr>
+          <w:lang w:val="es-CO"/>
+        </w:rPr>
+      </w:pPr>
+      <w:proofErr w:type="spellStart"/>
+      <w:r>
+        <w:rPr>
+          <w:lang w:val="es-CO"/>
+        </w:rPr>
+        <w:t>Usaqúen</w:t>
+      </w:r>
+      <w:proofErr w:type="spellEnd"/>
+    </w:p>
+    <w:p>
+      <w:pPr>
+        <w:rPr>
+          <w:lang w:val="es-CO"/>
+        </w:rPr>
+      </w:pPr>
+    </w:p>
+    <w:p>
+      <w:pPr>
+        <w:rPr>
+          <w:lang w:val="es-CO"/>
+        </w:rPr>
+      </w:pPr>
+      <w:proofErr w:type="gramStart"/>
+      <w:r>
+        <w:rPr>
+          <w:b/>
+          <w:bCs/>
+          <w:lang w:val="es-CO"/>
+        </w:rPr>
+        <w:t>Total</w:t>
+      </w:r>
+      <w:proofErr w:type="gramEnd"/>
+      <w:r>
+        <w:rPr>
+          <w:b/>
+          <w:bCs/>
+          <w:lang w:val="es-CO"/>
+        </w:rPr>
+        <w:t xml:space="preserve"> de encuestas realizadas:</w:t>
+      </w:r>
+    </w:p>
+    <w:p>
+      <w:pPr>
+        <w:rPr>
+          <w:lang w:val="es-CO"/>
+        </w:rPr>
+      </w:pPr>
+      <w:r>
+        <w:rPr>
+          <w:lang w:val="es-CO"/>
+        </w:rPr>
+        <w:t>Se aplicaron un total de 27 encuestas a restaurantes de cocina peruana distribuidos en cinco zonas de Bogotá.</w:t>
+      </w:r>
+    </w:p>
+    <w:p>
+      <w:pPr>
+        <w:rPr>
+          <w:lang w:val="es-CO"/>
+        </w:rPr>
+      </w:pPr>
+      <w:r>
+        <w:rPr>
+          <w:b/>
+          <w:bCs/>
+          <w:lang w:val="es-CO"/>
+        </w:rPr>
+        <w:t>Desarrollo del trabajo de campo</w:t>
+      </w:r>
+    </w:p>
+    <w:p>
+      <w:pPr>
+        <w:rPr>
+          <w:lang w:val="es-CO"/>
+        </w:rPr>
+      </w:pPr>
+      <w:r>
+        <w:rPr>
+          <w:b/>
+          <w:bCs/>
+          <w:lang w:val="es-CO"/>
+        </w:rPr>
+        <w:t>Jornada 1</w:t>
+      </w:r>
+    </w:p>
+    <w:p>
+      <w:pPr>
+        <w:rPr>
+          <w:lang w:val="es-CO"/>
+        </w:rPr>
+      </w:pPr>
+      <w:r>
+        <w:rPr>
+          <w:b/>
+          <w:bCs/>
+          <w:lang w:val="es-CO"/>
+        </w:rPr>
+        <w:t>Fecha:</w:t>
+      </w:r>
+      <w:r>
+        <w:rPr>
+          <w:lang w:val="es-CO"/>
+        </w:rPr>
+        <w:t xml:space="preserve"> </w:t>
+      </w:r>
+      <w:proofErr w:type="gramStart"/>
+      <w:r>
+        <w:rPr>
+          <w:lang w:val="es-CO"/>
+        </w:rPr>
+        <w:t>Miércoles</w:t>
+      </w:r>
+      <w:proofErr w:type="gramEnd"/>
+      <w:r>
+        <w:rPr>
+          <w:lang w:val="es-CO"/>
+        </w:rPr>
+        <w:t xml:space="preserve"> 6 de mayo de 2025</w:t>
+      </w:r>
+    </w:p>
+    <w:p>
+      <w:pPr>
+        <w:rPr>
+          <w:lang w:val="es-CO"/>
+        </w:rPr>
+      </w:pPr>
+      <w:r>
+        <w:rPr>
+          <w:b/>
+          <w:bCs/>
+          <w:lang w:val="es-CO"/>
+        </w:rPr>
+        <w:t>Zona: Centro / La Candelaria</w:t>
+      </w:r>
+    </w:p>
+    <w:p>
+      <w:pPr>
+        <w:rPr>
+          <w:lang w:val="es-CO"/>
+        </w:rPr>
+      </w:pPr>
+      <w:r>
+        <w:rPr>
+          <w:b/>
+          <w:bCs/>
+          <w:lang w:val="es-CO"/>
+        </w:rPr>
+        <w:t>Pacha Peruana Gastrobar - La Candelaria</w:t>
+      </w:r>
+    </w:p>
+    <w:p>
+      <w:pPr>
+        <w:rPr>
+          <w:lang w:val="es-CO"/>
+        </w:rPr>
+      </w:pPr>
+      <w:r>
+        <w:rPr>
+          <w:lang w:val="es-CO"/>
+        </w:rPr>
+        <w:t>Un encargado respondió la encuesta. El restaurante lleva entre 1 y 3 años en operación y describe la zona como turística con flujo medio. Señalaron que el alto flujo de personas fue el factor principal al elegir la ubicación. Sus clientes principales son turistas y jóvenes. Ofrecen una propuesta de fusión a precios medios y consideran que la ubicación ha sido clave para su éxito.</w:t>
+      </w:r>
+    </w:p>
+    <w:p>
+      <w:pPr>
+        <w:rPr>
+          <w:lang w:val="es-CO"/>
+        </w:rPr>
+      </w:pPr>
+      <w:r>
+        <w:rPr>
+          <w:b/>
+          <w:bCs/>
+          <w:lang w:val="es-CO"/>
+        </w:rPr>
+        <w:t>A Manos Peruanas - Santa Fe / Centro</w:t>
+      </w:r>
+    </w:p>
+    <w:p>
+      <w:pPr>
+        <w:rPr>
+          <w:lang w:val="es-CO"/>
+        </w:rPr>
+      </w:pPr>
+      <w:r>
+        <w:rPr>
+          <w:lang w:val="es-CO"/>
+        </w:rPr>
+        <w:t>Lleva más de 5 años en operación con propuesta de cocina tradicional peruana a precios medios. Describe la zona como mixta con flujo alto. Priorizan la cercanía a clientes objetivo y el alto flujo de personas como factores de ubicación. Porcentaje de recurrencia entre el 50% y el 80%.</w:t>
+      </w:r>
+    </w:p>
+    <w:p>
+      <w:pPr>
+        <w:rPr>
+          <w:lang w:val="es-CO"/>
+        </w:rPr>
+      </w:pPr>
+    </w:p>
+    <w:p>
+      <w:pPr>
+        <w:rPr>
+          <w:lang w:val="es-CO"/>
+        </w:rPr>
+      </w:pPr>
+      <w:r>
+        <w:rPr>
+          <w:b/>
+          <w:bCs/>
+          <w:lang w:val="es-CO"/>
+        </w:rPr>
+        <w:t>El Duende Restaurante - La Candelaria / Centro</w:t>
+      </w:r>
+    </w:p>
+    <w:p>
+      <w:pPr>
+        <w:rPr>
+          <w:lang w:val="es-CO"/>
+        </w:rPr>
+      </w:pPr>
+      <w:r>
+        <w:rPr>
+          <w:lang w:val="es-CO"/>
+        </w:rPr>
+        <w:lastRenderedPageBreak/>
+        <w:t>Entre 3 y 5 años de operación, propuesta tradicional peruana a precios medios. Zona mixta con flujo alto. Priorizan el alto flujo de personas y la cercanía a clientes objetivo. Cliente predominantemente joven con recurrencia entre el 20% y el 50%.</w:t>
+      </w:r>
+    </w:p>
+    <w:p>
+      <w:pPr>
+        <w:rPr>
+          <w:lang w:val="es-CO"/>
+        </w:rPr>
+      </w:pPr>
+      <w:r>
+        <w:rPr>
+          <w:b/>
+          <w:bCs/>
+          <w:lang w:val="es-CO"/>
+        </w:rPr>
+        <w:t>La Octava Perú - Los Mártires / Centro</w:t>
+      </w:r>
+    </w:p>
+    <w:p>
+      <w:pPr>
+        <w:rPr>
+          <w:lang w:val="es-CO"/>
+        </w:rPr>
+      </w:pPr>
+      <w:r>
+        <w:rPr>
+          <w:lang w:val="es-CO"/>
+        </w:rPr>
+        <w:t>Más de 5 años en operación, propuesta tradicional peruana a precios medios. Zona comercial con flujo alto. El alto flujo de personas y los costos de arriendo fueron los factores más importantes en la elección de ubicación. Cliente ejecutivo predominante con recurrencia entre el 50% y el 80%.</w:t>
+      </w:r>
+    </w:p>
+    <w:p>
+      <w:pPr>
+        <w:rPr>
+          <w:lang w:val="es-CO"/>
+        </w:rPr>
+      </w:pPr>
+      <w:r>
+        <w:rPr>
+          <w:b/>
+          <w:bCs/>
+          <w:lang w:val="es-CO"/>
+        </w:rPr>
+        <w:t>Perú Sazón Bogotá - Santa Fe / Centro</w:t>
+      </w:r>
+    </w:p>
+    <w:p>
+      <w:pPr>
+        <w:rPr>
+          <w:lang w:val="es-CO"/>
+        </w:rPr>
+      </w:pPr>
+      <w:r>
+        <w:rPr>
+          <w:lang w:val="es-CO"/>
+        </w:rPr>
+        <w:t>Entre 3 y 5 años de operación, propuesta gourmet a precios altos. Zona mixta con flujo alto. Valoran la cercanía a clientes objetivo y la reputación previa. Cliente ejecutivo y turista predominante.</w:t>
+      </w:r>
+    </w:p>
+    <w:p>
+      <w:pPr>
+        <w:rPr>
+          <w:lang w:val="es-CO"/>
+        </w:rPr>
+      </w:pPr>
+      <w:r>
+        <w:rPr>
+          <w:b/>
+          <w:bCs/>
+          <w:lang w:val="es-CO"/>
+        </w:rPr>
+        <w:t>Observación de la zona</w:t>
+      </w:r>
+    </w:p>
+    <w:p>
+      <w:pPr>
+        <w:rPr>
+          <w:lang w:val="es-CO"/>
+        </w:rPr>
+      </w:pPr>
+      <w:r>
+        <w:rPr>
+          <w:lang w:val="es-CO"/>
+        </w:rPr>
+        <w:t>El Centro Histórico presentó buen flujo peatonal y disposición de los establecimientos para participar. Los restaurantes priorizan la visibilidad y el tráfico de visitantes. Se identificó una mezcla de propuestas tradicionales y gourmet dentro de un sector de estrato 3, lo que contrasta con los precios manejados por algunos establecimientos.</w:t>
+      </w:r>
+    </w:p>
+    <w:p>
+      <w:pPr>
+        <w:rPr>
+          <w:lang w:val="es-CO"/>
+        </w:rPr>
+      </w:pPr>
+      <w:r>
+        <w:rPr>
+          <w:b/>
+          <w:bCs/>
+          <w:lang w:val="es-CO"/>
+        </w:rPr>
+        <w:t>Zona: Museo Nacional / Quinta Camacho</w:t>
+      </w:r>
+    </w:p>
+    <w:p>
+      <w:pPr>
+        <w:rPr>
+          <w:lang w:val="es-CO"/>
+        </w:rPr>
+      </w:pPr>
+      <w:r>
+        <w:rPr>
+          <w:b/>
+          <w:bCs/>
+          <w:lang w:val="es-CO"/>
+        </w:rPr>
+        <w:t>Pasión Peruana - Chapinero / Museo Nacional</w:t>
+      </w:r>
+    </w:p>
+    <w:p>
+      <w:pPr>
+        <w:rPr>
+          <w:lang w:val="es-CO"/>
+        </w:rPr>
+      </w:pPr>
+      <w:r>
+        <w:rPr>
+          <w:lang w:val="es-CO"/>
+        </w:rPr>
+        <w:t>Más de 5 años en operación, propuesta gourmet a precios altos. Zona gastronómica con flujo alto. Priorizan la cercanía a clientes objetivo y la reputación previa. Cliente ejecutivo y turista predominante.</w:t>
+      </w:r>
+    </w:p>
+    <w:p>
+      <w:pPr>
+        <w:rPr>
+          <w:lang w:val="es-CO"/>
+        </w:rPr>
+      </w:pPr>
+      <w:r>
+        <w:rPr>
+          <w:b/>
+          <w:bCs/>
+          <w:lang w:val="es-CO"/>
+        </w:rPr>
+        <w:t>Lima Cantón - Chapinero / Quinta Camacho</w:t>
+      </w:r>
+    </w:p>
+    <w:p>
+      <w:pPr>
+        <w:rPr>
+          <w:lang w:val="es-CO"/>
+        </w:rPr>
+      </w:pPr>
+      <w:r>
+        <w:rPr>
+          <w:lang w:val="es-CO"/>
+        </w:rPr>
+        <w:t>Entre 3 y 5 años de operación, propuesta de fusión a precios altos. Consideran muy importante la presencia de otros restaurantes peruanos cercanos. Zona exclusiva con cliente principalmente joven y turista.</w:t>
+      </w:r>
+    </w:p>
+    <w:p>
+      <w:pPr>
+        <w:rPr>
+          <w:lang w:val="es-CO"/>
+        </w:rPr>
+      </w:pPr>
+      <w:r>
+        <w:rPr>
+          <w:b/>
+          <w:bCs/>
+          <w:lang w:val="es-CO"/>
+        </w:rPr>
+        <w:t>Cocina Peruana La Molina - Teusaquillo / Quinta Camacho</w:t>
+      </w:r>
+    </w:p>
+    <w:p>
+      <w:pPr>
+        <w:rPr>
+          <w:lang w:val="es-CO"/>
+        </w:rPr>
+      </w:pPr>
+      <w:r>
+        <w:rPr>
+          <w:lang w:val="es-CO"/>
+        </w:rPr>
+        <w:t>Más de 5 años en operación, propuesta tradicional peruana a precios medios. Zona gastronómica con flujo alto. El alto flujo de personas y la cercanía a clientes objetivo fueron los factores más valorados. Porcentaje de recurrencia entre el 50% y el 80%.</w:t>
+      </w:r>
+    </w:p>
+    <w:p>
+      <w:pPr>
+        <w:rPr>
+          <w:lang w:val="es-CO"/>
+        </w:rPr>
+      </w:pPr>
+      <w:r>
+        <w:rPr>
+          <w:b/>
+          <w:bCs/>
+          <w:lang w:val="es-CO"/>
+        </w:rPr>
+        <w:t>Observación de la zona</w:t>
+      </w:r>
+    </w:p>
+    <w:p>
+      <w:pPr>
+        <w:rPr>
+          <w:lang w:val="es-CO"/>
+        </w:rPr>
+      </w:pPr>
+      <w:r>
+        <w:rPr>
+          <w:lang w:val="es-CO"/>
+        </w:rPr>
+        <w:t>El corredor del Museo Nacional y Quinta Camacho funciona como clúster gastronómico de nivel intermedio-exclusivo. La concentración de restaurantes peruanos en la zona es percibida como un factor positivo por los propios establecimientos.</w:t>
+      </w:r>
+    </w:p>
+    <w:p>
+      <w:pPr>
+        <w:rPr>
+          <w:lang w:val="es-CO"/>
+        </w:rPr>
+      </w:pPr>
+      <w:r>
+        <w:rPr>
+          <w:b/>
+          <w:bCs/>
+          <w:lang w:val="es-CO"/>
+        </w:rPr>
+        <w:t>Zona: Parkway - Teusaquillo</w:t>
+      </w:r>
+    </w:p>
+    <w:p>
+      <w:pPr>
+        <w:rPr>
+          <w:lang w:val="es-CO"/>
+        </w:rPr>
+      </w:pPr>
+      <w:proofErr w:type="spellStart"/>
+      <w:r>
+        <w:rPr>
+          <w:b/>
+          <w:bCs/>
+          <w:lang w:val="es-CO"/>
+        </w:rPr>
+        <w:t>Inka</w:t>
+      </w:r>
+      <w:proofErr w:type="spellEnd"/>
+      <w:r>
+        <w:rPr>
+          <w:b/>
+          <w:bCs/>
+          <w:lang w:val="es-CO"/>
+        </w:rPr>
+        <w:t xml:space="preserve"> Restaurant - Parkway, Teusaquillo</w:t>
+      </w:r>
+    </w:p>
+    <w:p>
+      <w:pPr>
+        <w:rPr>
+          <w:lang w:val="es-CO"/>
+        </w:rPr>
+      </w:pPr>
+      <w:r>
+        <w:rPr>
+          <w:lang w:val="es-CO"/>
+        </w:rPr>
+        <w:t xml:space="preserve">El encargado respondió la encuesta sin inconvenientes. Lleva entre 3 y 5 años en operación con propuesta casual a precios medios. Zona mixta con flujo medio. Señalaron </w:t>
+      </w:r>
+      <w:r>
+        <w:rPr>
+          <w:lang w:val="es-CO"/>
+        </w:rPr>
+        <w:lastRenderedPageBreak/>
+        <w:t>que el costo de arriendo fue el factor más determinante al elegir la ubicación. Cliente principalmente familias y jóvenes.</w:t>
+      </w:r>
+    </w:p>
+    <w:p>
+      <w:pPr>
+        <w:rPr>
+          <w:lang w:val="es-CO"/>
+        </w:rPr>
+      </w:pPr>
+      <w:r>
+        <w:rPr>
+          <w:b/>
+          <w:bCs/>
+          <w:lang w:val="es-CO"/>
+        </w:rPr>
+        <w:t>Okaina Cocina Peruana Amazónica - Parkway, Teusaquillo</w:t>
+      </w:r>
+    </w:p>
+    <w:p>
+      <w:pPr>
+        <w:rPr>
+          <w:lang w:val="es-CO"/>
+        </w:rPr>
+      </w:pPr>
+      <w:r>
+        <w:rPr>
+          <w:lang w:val="es-CO"/>
+        </w:rPr>
+        <w:t>Entre 1 y 3 años de operación, propuesta de fusión amazónica a precios altos. Zona residencial con flujo alto. Priorizaron la cercanía a su público objetivo y la experiencia previa. Cliente predominantemente joven.</w:t>
+      </w:r>
+    </w:p>
+    <w:p>
+      <w:pPr>
+        <w:rPr>
+          <w:lang w:val="es-CO"/>
+        </w:rPr>
+      </w:pPr>
+      <w:r>
+        <w:rPr>
+          <w:b/>
+          <w:bCs/>
+          <w:lang w:val="es-CO"/>
+        </w:rPr>
+        <w:t>La Chica Su Mare - Teusaquillo / Parkway</w:t>
+      </w:r>
+    </w:p>
+    <w:p>
+      <w:pPr>
+        <w:rPr>
+          <w:lang w:val="es-CO"/>
+        </w:rPr>
+      </w:pPr>
+      <w:r>
+        <w:rPr>
+          <w:lang w:val="es-CO"/>
+        </w:rPr>
+        <w:t>Entre 1 y 3 años de operación, propuesta de fusión a precios medios. Valoran la presencia de otros restaurantes cerca y la cercanía a clientes objetivo. Zona gastronómica con flujo alto y cliente predominantemente joven.</w:t>
+      </w:r>
+    </w:p>
+    <w:p>
+      <w:pPr>
+        <w:rPr>
+          <w:lang w:val="es-CO"/>
+        </w:rPr>
+      </w:pPr>
+      <w:r>
+        <w:rPr>
+          <w:b/>
+          <w:bCs/>
+          <w:lang w:val="es-CO"/>
+        </w:rPr>
+        <w:t>Lima Restaurante Bar - Teusaquillo / Parkway</w:t>
+      </w:r>
+    </w:p>
+    <w:p>
+      <w:pPr>
+        <w:rPr>
+          <w:lang w:val="es-CO"/>
+        </w:rPr>
+      </w:pPr>
+      <w:r>
+        <w:rPr>
+          <w:lang w:val="es-CO"/>
+        </w:rPr>
+        <w:t>Entre 3 y 5 años de operación, propuesta tradicional peruana a precios medios. Consideran la presencia de otros restaurantes peruanos cercanos como muy importante. Flujo de clientes alto con recurrencia entre el 20% y el 50%.</w:t>
+      </w:r>
+    </w:p>
+    <w:p>
+      <w:pPr>
+        <w:rPr>
+          <w:lang w:val="es-CO"/>
+        </w:rPr>
+      </w:pPr>
+      <w:proofErr w:type="spellStart"/>
+      <w:r>
+        <w:rPr>
+          <w:b/>
+          <w:bCs/>
+          <w:lang w:val="es-CO"/>
+        </w:rPr>
+        <w:t>Kukama</w:t>
+      </w:r>
+      <w:proofErr w:type="spellEnd"/>
+      <w:r>
+        <w:rPr>
+          <w:b/>
+          <w:bCs/>
+          <w:lang w:val="es-CO"/>
+        </w:rPr>
+        <w:t xml:space="preserve"> Restaurante Bar - Teusaquillo / Centro ampliado</w:t>
+      </w:r>
+    </w:p>
+    <w:p>
+      <w:pPr>
+        <w:rPr>
+          <w:lang w:val="es-CO"/>
+        </w:rPr>
+      </w:pPr>
+      <w:r>
+        <w:rPr>
+          <w:lang w:val="es-CO"/>
+        </w:rPr>
+        <w:t>Entre 1 y 3 años de operación, propuesta de fusión a precios medios. Zona comercial con flujo alto. La cercanía a clientes objetivo y los costos de arriendo fueron los factores principales en la elección de ubicación. Cliente principalmente joven y turista.</w:t>
+      </w:r>
+    </w:p>
+    <w:p>
+      <w:pPr>
+        <w:rPr>
+          <w:lang w:val="es-CO"/>
+        </w:rPr>
+      </w:pPr>
+      <w:r>
+        <w:rPr>
+          <w:b/>
+          <w:bCs/>
+          <w:lang w:val="es-CO"/>
+        </w:rPr>
+        <w:t>Observación de la zona</w:t>
+      </w:r>
+    </w:p>
+    <w:p>
+      <w:pPr>
+        <w:rPr>
+          <w:lang w:val="es-CO"/>
+        </w:rPr>
+      </w:pPr>
+      <w:r>
+        <w:rPr>
+          <w:lang w:val="es-CO"/>
+        </w:rPr>
+        <w:t>El Parkway es una zona gastronómica consolidada con propuestas diversas en un mismo corredor. Los establecimientos presentan lógicas de ubicación distintas: algunos priorizan el precio del arriendo y otros la cercanía a su público, lo que refleja perfiles de negocio diferenciados.</w:t>
+      </w:r>
+    </w:p>
+    <w:p>
+      <w:pPr>
+        <w:rPr>
+          <w:lang w:val="es-CO"/>
+        </w:rPr>
+      </w:pPr>
+      <w:r>
+        <w:rPr>
+          <w:b/>
+          <w:bCs/>
+          <w:lang w:val="es-CO"/>
+        </w:rPr>
+        <w:t>Jornada 2</w:t>
+      </w:r>
+    </w:p>
+    <w:p>
+      <w:pPr>
+        <w:rPr>
+          <w:lang w:val="es-CO"/>
+        </w:rPr>
+      </w:pPr>
+      <w:r>
+        <w:rPr>
+          <w:b/>
+          <w:bCs/>
+          <w:lang w:val="es-CO"/>
+        </w:rPr>
+        <w:t>Fecha:</w:t>
+      </w:r>
+      <w:r>
+        <w:rPr>
+          <w:lang w:val="es-CO"/>
+        </w:rPr>
+        <w:t xml:space="preserve"> </w:t>
+      </w:r>
+      <w:proofErr w:type="gramStart"/>
+      <w:r>
+        <w:rPr>
+          <w:lang w:val="es-CO"/>
+        </w:rPr>
+        <w:t>Jueves</w:t>
+      </w:r>
+      <w:proofErr w:type="gramEnd"/>
+      <w:r>
+        <w:rPr>
+          <w:lang w:val="es-CO"/>
+        </w:rPr>
+        <w:t xml:space="preserve"> 7 de mayo de 2025</w:t>
+      </w:r>
+    </w:p>
+    <w:p>
+      <w:pPr>
+        <w:rPr>
+          <w:lang w:val="es-CO"/>
+        </w:rPr>
+      </w:pPr>
+      <w:r>
+        <w:rPr>
+          <w:b/>
+          <w:bCs/>
+          <w:lang w:val="es-CO"/>
+        </w:rPr>
+        <w:t>Zona: El Chico - Chapinero</w:t>
+      </w:r>
+    </w:p>
+    <w:p>
+      <w:pPr>
+        <w:rPr>
+          <w:lang w:val="es-CO"/>
+        </w:rPr>
+      </w:pPr>
+      <w:r>
+        <w:rPr>
+          <w:b/>
+          <w:bCs/>
+          <w:lang w:val="es-CO"/>
+        </w:rPr>
+        <w:t xml:space="preserve">El </w:t>
+      </w:r>
+      <w:proofErr w:type="gramStart"/>
+      <w:r>
+        <w:rPr>
+          <w:b/>
+          <w:bCs/>
+          <w:lang w:val="es-CO"/>
+        </w:rPr>
+        <w:t>Indio</w:t>
+      </w:r>
+      <w:proofErr w:type="gramEnd"/>
+      <w:r>
+        <w:rPr>
+          <w:b/>
+          <w:bCs/>
+          <w:lang w:val="es-CO"/>
+        </w:rPr>
+        <w:t xml:space="preserve"> de Machu Picchu - Chapinero / Zona Rosa</w:t>
+      </w:r>
+    </w:p>
+    <w:p>
+      <w:pPr>
+        <w:rPr>
+          <w:lang w:val="es-CO"/>
+        </w:rPr>
+      </w:pPr>
+      <w:r>
+        <w:rPr>
+          <w:lang w:val="es-CO"/>
+        </w:rPr>
+        <w:t>Más de 5 años en operación, propuesta tradicional peruana a precios altos. Zona gastronómica exclusiva con flujo alto. Priorizan el alto flujo de personas y la cercanía a clientes objetivo. Cliente ejecutivo y turista predominante.</w:t>
+      </w:r>
+    </w:p>
+    <w:p>
+      <w:pPr>
+        <w:rPr>
+          <w:lang w:val="es-CO"/>
+        </w:rPr>
+      </w:pPr>
+      <w:r>
+        <w:rPr>
+          <w:b/>
+          <w:bCs/>
+          <w:lang w:val="es-CO"/>
+        </w:rPr>
+        <w:t>Cuzco Restaurante - Chapinero / Zona Rosa</w:t>
+      </w:r>
+    </w:p>
+    <w:p>
+      <w:pPr>
+        <w:rPr>
+          <w:lang w:val="es-CO"/>
+        </w:rPr>
+      </w:pPr>
+      <w:r>
+        <w:rPr>
+          <w:lang w:val="es-CO"/>
+        </w:rPr>
+        <w:t>Más de 5 años en operación, propuesta gourmet a precios altos. Consideran muy importante la presencia de otros restaurantes peruanos y la reputación previa. Flujo actual alto con cliente ejecutivo y turista.</w:t>
+      </w:r>
+    </w:p>
+    <w:p>
+      <w:pPr>
+        <w:rPr>
+          <w:lang w:val="es-CO"/>
+        </w:rPr>
+      </w:pPr>
+      <w:proofErr w:type="spellStart"/>
+      <w:r>
+        <w:rPr>
+          <w:b/>
+          <w:bCs/>
+          <w:lang w:val="es-CO"/>
+        </w:rPr>
+        <w:t>Uma</w:t>
+      </w:r>
+      <w:proofErr w:type="spellEnd"/>
+      <w:r>
+        <w:rPr>
+          <w:b/>
+          <w:bCs/>
+          <w:lang w:val="es-CO"/>
+        </w:rPr>
+        <w:t xml:space="preserve"> Cantina Peruana - Chapinero / Zona Rosa</w:t>
+      </w:r>
+    </w:p>
+    <w:p>
+      <w:pPr>
+        <w:rPr>
+          <w:lang w:val="es-CO"/>
+        </w:rPr>
+      </w:pPr>
+      <w:r>
+        <w:rPr>
+          <w:lang w:val="es-CO"/>
+        </w:rPr>
+        <w:lastRenderedPageBreak/>
+        <w:t>Entre 3 y 5 años de operación, propuesta gourmet a precios altos. Priorizan la cercanía a clientes objetivo y la experiencia previa. Zona gastronómica exclusiva con cliente ejecutivo predominante.</w:t>
+      </w:r>
+    </w:p>
+    <w:p>
+      <w:pPr>
+        <w:rPr>
+          <w:lang w:val="es-CO"/>
+        </w:rPr>
+      </w:pPr>
+      <w:r>
+        <w:rPr>
+          <w:b/>
+          <w:bCs/>
+          <w:lang w:val="es-CO"/>
+        </w:rPr>
+        <w:t>Sachi Cocina Peruana - Chapinero / Zona G</w:t>
+      </w:r>
+    </w:p>
+    <w:p>
+      <w:pPr>
+        <w:rPr>
+          <w:lang w:val="es-CO"/>
+        </w:rPr>
+      </w:pPr>
+      <w:r>
+        <w:rPr>
+          <w:lang w:val="es-CO"/>
+        </w:rPr>
+        <w:t>Entre 3 y 5 años de operación, propuesta gourmet a precios altos. Zona gastronómica exclusiva con flujo alto. Valoran la cercanía a clientes objetivo y la reputación como factores clave de ubicación.</w:t>
+      </w:r>
+    </w:p>
+    <w:p>
+      <w:pPr>
+        <w:rPr>
+          <w:lang w:val="es-CO"/>
+        </w:rPr>
+      </w:pPr>
+      <w:r>
+        <w:rPr>
+          <w:b/>
+          <w:bCs/>
+          <w:lang w:val="es-CO"/>
+        </w:rPr>
+        <w:t>Restaurante Nazca - Chapinero / Zona Rosa</w:t>
+      </w:r>
+    </w:p>
+    <w:p>
+      <w:pPr>
+        <w:rPr>
+          <w:lang w:val="es-CO"/>
+        </w:rPr>
+      </w:pPr>
+      <w:r>
+        <w:rPr>
+          <w:lang w:val="es-CO"/>
+        </w:rPr>
+        <w:t>Más de 5 años en operación, propuesta tradicional peruana a precios altos. Priorizan el alto flujo de personas y la reputación previa. Flujo actual alto con cliente turista y ejecutivo predominante.</w:t>
+      </w:r>
+    </w:p>
+    <w:p>
+      <w:pPr>
+        <w:rPr>
+          <w:lang w:val="es-CO"/>
+        </w:rPr>
+      </w:pPr>
+      <w:r>
+        <w:rPr>
+          <w:b/>
+          <w:bCs/>
+          <w:lang w:val="es-CO"/>
+        </w:rPr>
+        <w:t>Barra Chalaca - Chapinero / Zona Rosa</w:t>
+      </w:r>
+    </w:p>
+    <w:p>
+      <w:pPr>
+        <w:rPr>
+          <w:lang w:val="es-CO"/>
+        </w:rPr>
+      </w:pPr>
+      <w:r>
+        <w:rPr>
+          <w:lang w:val="es-CO"/>
+        </w:rPr>
+        <w:t>Más de 5 años de operación, propuesta tradicional peruana a precios altos. Consideran muy importante tanto la presencia de otros restaurantes peruanos como el alto flujo de personas. Flujo actual alto.</w:t>
+      </w:r>
+    </w:p>
+    <w:p>
+      <w:pPr>
+        <w:rPr>
+          <w:lang w:val="es-CO"/>
+        </w:rPr>
+      </w:pPr>
+      <w:r>
+        <w:rPr>
+          <w:b/>
+          <w:bCs/>
+          <w:lang w:val="es-CO"/>
+        </w:rPr>
+        <w:t xml:space="preserve">Restaurante Mambo </w:t>
+      </w:r>
+      <w:proofErr w:type="spellStart"/>
+      <w:r>
+        <w:rPr>
+          <w:b/>
+          <w:bCs/>
+          <w:lang w:val="es-CO"/>
+        </w:rPr>
+        <w:t>Latin</w:t>
+      </w:r>
+      <w:proofErr w:type="spellEnd"/>
+      <w:r>
+        <w:rPr>
+          <w:b/>
+          <w:bCs/>
+          <w:lang w:val="es-CO"/>
+        </w:rPr>
+        <w:t xml:space="preserve"> Nikkei - Chapinero / Zona Rosa</w:t>
+      </w:r>
+    </w:p>
+    <w:p>
+      <w:pPr>
+        <w:rPr>
+          <w:lang w:val="es-CO"/>
+        </w:rPr>
+      </w:pPr>
+      <w:r>
+        <w:rPr>
+          <w:lang w:val="es-CO"/>
+        </w:rPr>
+        <w:t xml:space="preserve">Entre 1 y 3 años de operación, propuesta de fusión </w:t>
+      </w:r>
+      <w:proofErr w:type="spellStart"/>
+      <w:r>
+        <w:rPr>
+          <w:lang w:val="es-CO"/>
+        </w:rPr>
+        <w:t>nikkei</w:t>
+      </w:r>
+      <w:proofErr w:type="spellEnd"/>
+      <w:r>
+        <w:rPr>
+          <w:lang w:val="es-CO"/>
+        </w:rPr>
+        <w:t xml:space="preserve"> a precios altos. Valoran la cercanía a clientes objetivo y la reputación. Porcentaje de recurrencia menor al 20%, lo que sugiere un perfil de cliente más exploratorio.</w:t>
+      </w:r>
+    </w:p>
+    <w:p>
+      <w:pPr>
+        <w:rPr>
+          <w:lang w:val="es-CO"/>
+        </w:rPr>
+      </w:pPr>
+      <w:proofErr w:type="spellStart"/>
+      <w:r>
+        <w:rPr>
+          <w:b/>
+          <w:bCs/>
+          <w:lang w:val="es-CO"/>
+        </w:rPr>
+        <w:t>Delostresyolivia</w:t>
+      </w:r>
+      <w:proofErr w:type="spellEnd"/>
+      <w:r>
+        <w:rPr>
+          <w:b/>
+          <w:bCs/>
+          <w:lang w:val="es-CO"/>
+        </w:rPr>
+        <w:t xml:space="preserve"> - Chapinero Alto</w:t>
+      </w:r>
+    </w:p>
+    <w:p>
+      <w:pPr>
+        <w:rPr>
+          <w:lang w:val="es-CO"/>
+        </w:rPr>
+      </w:pPr>
+      <w:r>
+        <w:rPr>
+          <w:lang w:val="es-CO"/>
+        </w:rPr>
+        <w:t>Entre 1 y 3 años de operación, propuesta de fusión a precios medios. Zona mixta con flujo medio. Priorizan la cercanía a clientes objetivo y la reputación. Porcentaje de recurrencia alto (50%-80%), destacable frente a otros restaurantes de la zona.</w:t>
+      </w:r>
+    </w:p>
+    <w:p>
+      <w:pPr>
+        <w:rPr>
+          <w:lang w:val="es-CO"/>
+        </w:rPr>
+      </w:pPr>
+      <w:r>
+        <w:rPr>
+          <w:b/>
+          <w:bCs/>
+          <w:lang w:val="es-CO"/>
+        </w:rPr>
+        <w:t xml:space="preserve">Renne Peruvian </w:t>
+      </w:r>
+      <w:proofErr w:type="spellStart"/>
+      <w:r>
+        <w:rPr>
+          <w:b/>
+          <w:bCs/>
+          <w:lang w:val="es-CO"/>
+        </w:rPr>
+        <w:t>Bistro</w:t>
+      </w:r>
+      <w:proofErr w:type="spellEnd"/>
+      <w:r>
+        <w:rPr>
+          <w:b/>
+          <w:bCs/>
+          <w:lang w:val="es-CO"/>
+        </w:rPr>
+        <w:t xml:space="preserve"> - Chapinero Central</w:t>
+      </w:r>
+    </w:p>
+    <w:p>
+      <w:pPr>
+        <w:rPr>
+          <w:lang w:val="es-CO"/>
+        </w:rPr>
+      </w:pPr>
+      <w:r>
+        <w:rPr>
+          <w:lang w:val="es-CO"/>
+        </w:rPr>
+        <w:t>Entre 1 y 3 años de operación, propuesta de fusión a precios medios. Zona gastronómica con flujo alto. Considera muy importante la presencia de otros restaurantes peruanos cercanos. Cliente predominantemente joven.</w:t>
+      </w:r>
+    </w:p>
+    <w:p>
+      <w:pPr>
+        <w:rPr>
+          <w:lang w:val="es-CO"/>
+        </w:rPr>
+      </w:pPr>
+      <w:r>
+        <w:rPr>
+          <w:b/>
+          <w:bCs/>
+          <w:lang w:val="es-CO"/>
+        </w:rPr>
+        <w:t xml:space="preserve">14 </w:t>
+      </w:r>
+      <w:proofErr w:type="spellStart"/>
+      <w:r>
+        <w:rPr>
+          <w:b/>
+          <w:bCs/>
+          <w:lang w:val="es-CO"/>
+        </w:rPr>
+        <w:t>Inkas</w:t>
+      </w:r>
+      <w:proofErr w:type="spellEnd"/>
+      <w:r>
+        <w:rPr>
+          <w:b/>
+          <w:bCs/>
+          <w:lang w:val="es-CO"/>
+        </w:rPr>
+        <w:t xml:space="preserve"> - Chapinero Central</w:t>
+      </w:r>
+    </w:p>
+    <w:p>
+      <w:pPr>
+        <w:rPr>
+          <w:lang w:val="es-CO"/>
+        </w:rPr>
+      </w:pPr>
+      <w:r>
+        <w:rPr>
+          <w:lang w:val="es-CO"/>
+        </w:rPr>
+        <w:t>Entre 3 y 5 años de operación, propuesta tradicional peruana a precios altos. Valoran el alto flujo de personas y la presencia de otros restaurantes peruanos. Flujo actual medio con cliente joven predominante</w:t>
+      </w:r>
+    </w:p>
+    <w:p>
+      <w:pPr>
+        <w:rPr>
+          <w:lang w:val="es-CO"/>
+        </w:rPr>
+      </w:pPr>
+      <w:proofErr w:type="gramStart"/>
+      <w:r>
+        <w:rPr>
+          <w:b/>
+          <w:bCs/>
+          <w:lang w:val="es-CO"/>
+        </w:rPr>
+        <w:t>Oye Pez!</w:t>
+      </w:r>
+      <w:proofErr w:type="gramEnd"/>
+      <w:r>
+        <w:rPr>
+          <w:b/>
+          <w:bCs/>
+          <w:lang w:val="es-CO"/>
+        </w:rPr>
+        <w:t xml:space="preserve"> - Chapinero Central</w:t>
+      </w:r>
+    </w:p>
+    <w:p>
+      <w:pPr>
+        <w:rPr>
+          <w:lang w:val="es-CO"/>
+        </w:rPr>
+      </w:pPr>
+      <w:r>
+        <w:rPr>
+          <w:lang w:val="es-CO"/>
+        </w:rPr>
+        <w:t>Entre 1 y 3 años de operación, propuesta casual a precios medios. Zona gastronómica con flujo alto. Priorizan el alto flujo de personas y la presencia de restaurantes peruanos cercanos. Cliente predominantemente joven.</w:t>
+      </w:r>
+    </w:p>
+    <w:p>
+      <w:pPr>
+        <w:rPr>
+          <w:lang w:val="es-CO"/>
+        </w:rPr>
+      </w:pPr>
+      <w:r>
+        <w:rPr>
+          <w:b/>
+          <w:bCs/>
+          <w:lang w:val="es-CO"/>
+        </w:rPr>
+        <w:t>Observación de la zona</w:t>
+      </w:r>
+    </w:p>
+    <w:p>
+      <w:pPr>
+        <w:rPr>
+          <w:lang w:val="es-CO"/>
+        </w:rPr>
+      </w:pPr>
+      <w:r>
+        <w:rPr>
+          <w:lang w:val="es-CO"/>
+        </w:rPr>
+        <w:t xml:space="preserve">El Chico concentra la mayor densidad de restaurantes peruanos de nivel alto en Bogotá. La presencia de competencia peruana es percibida como positiva por la mayoría de </w:t>
+      </w:r>
+      <w:proofErr w:type="gramStart"/>
+      <w:r>
+        <w:rPr>
+          <w:lang w:val="es-CO"/>
+        </w:rPr>
+        <w:lastRenderedPageBreak/>
+        <w:t>establecimientos</w:t>
+      </w:r>
+      <w:proofErr w:type="gramEnd"/>
+      <w:r>
+        <w:rPr>
+          <w:lang w:val="es-CO"/>
+        </w:rPr>
+        <w:t>, pues fortalece el flujo hacia la zona. Predominan propuestas gourmet y tradicionales a precios altos con cliente ejecutivo y turista.</w:t>
+      </w:r>
+    </w:p>
+    <w:p>
+      <w:pPr>
+        <w:rPr>
+          <w:lang w:val="es-CO"/>
+        </w:rPr>
+      </w:pPr>
+      <w:r>
+        <w:rPr>
+          <w:b/>
+          <w:bCs/>
+          <w:lang w:val="es-CO"/>
+        </w:rPr>
+        <w:t xml:space="preserve">Zona: </w:t>
+      </w:r>
+      <w:r>
+        <w:rPr>
+          <w:b/>
+          <w:bCs/>
+          <w:lang w:val="es-CO"/>
+        </w:rPr>
+        <w:t>Usaquén</w:t>
+      </w:r>
+    </w:p>
+    <w:p>
+      <w:pPr>
+        <w:rPr>
+          <w:lang w:val="es-CO"/>
+        </w:rPr>
+      </w:pPr>
+      <w:bookmarkStart w:id="0" w:name="OLE_LINK1"/>
+      <w:r>
+        <w:rPr>
+          <w:b/>
+          <w:bCs/>
+          <w:lang w:val="es-CO"/>
+        </w:rPr>
+        <w:t xml:space="preserve">La Mar Cebichería Peruana - </w:t>
+      </w:r>
+      <w:r>
+        <w:rPr>
+          <w:b/>
+          <w:bCs/>
+          <w:lang w:val="es-CO"/>
+        </w:rPr>
+        <w:t>Usaquén</w:t>
+      </w:r>
+    </w:p>
+    <w:p>
+      <w:pPr>
+        <w:rPr>
+          <w:lang w:val="es-CO"/>
+        </w:rPr>
+      </w:pPr>
+      <w:r>
+        <w:rPr>
+          <w:lang w:val="es-CO"/>
+        </w:rPr>
+        <w:t>Más de 5 años en operación, propuesta tradicional peruana a precios altos. Zona exclusiva con flujo alto. Priorizan la cercanía a clientes objetivo y la reputación. Cliente ejecutivo y turista predominante.</w:t>
+      </w:r>
+    </w:p>
+    <w:p>
+      <w:pPr>
+        <w:rPr>
+          <w:lang w:val="es-CO"/>
+        </w:rPr>
+      </w:pPr>
+      <w:r>
+        <w:rPr>
+          <w:b/>
+          <w:bCs/>
+          <w:lang w:val="es-CO"/>
+        </w:rPr>
+        <w:t>Las Peruanita Gourmet - Usaquén</w:t>
+      </w:r>
+    </w:p>
+    <w:p>
+      <w:pPr>
+        <w:rPr>
+          <w:lang w:val="es-CO"/>
+        </w:rPr>
+      </w:pPr>
+      <w:r>
+        <w:rPr>
+          <w:lang w:val="es-CO"/>
+        </w:rPr>
+        <w:t>Entre 3 y 5 años de operación, propuesta casual a precios bajos. A pesar de ubicarse en zona exclusiva, su oferta está orientada a un segmento más accesible con clientes principalmente familias. Porcentaje de recurrencia alto (50%-80%).</w:t>
+      </w:r>
+    </w:p>
+    <w:p>
+      <w:pPr>
+        <w:rPr>
+          <w:lang w:val="es-CO"/>
+        </w:rPr>
+      </w:pPr>
+      <w:r>
+        <w:rPr>
+          <w:b/>
+          <w:bCs/>
+          <w:lang w:val="es-CO"/>
+        </w:rPr>
+        <w:t>Entre Pizco Nazca - Usaquén</w:t>
+      </w:r>
+    </w:p>
+    <w:p>
+      <w:pPr>
+        <w:rPr>
+          <w:lang w:val="es-CO"/>
+        </w:rPr>
+      </w:pPr>
+      <w:r>
+        <w:rPr>
+          <w:lang w:val="es-CO"/>
+        </w:rPr>
+        <w:t>Entre 1 y 3 años de operación, propuesta casual a precios bajos. Zona exclusiva con flujo medio. Valoran la cercanía a clientes objetivo como principal factor de ubicación. Cliente mixto entre familias, jóvenes y turistas.</w:t>
+      </w:r>
+    </w:p>
+    <w:p>
+      <w:pPr>
+        <w:rPr>
+          <w:lang w:val="es-CO"/>
+        </w:rPr>
+      </w:pPr>
+      <w:r>
+        <w:rPr>
+          <w:b/>
+          <w:bCs/>
+          <w:lang w:val="es-CO"/>
+        </w:rPr>
+        <w:t>El Cholo Restaurante Peruano - Usaquén</w:t>
+      </w:r>
+    </w:p>
+    <w:p>
+      <w:pPr>
+        <w:rPr>
+          <w:lang w:val="es-CO"/>
+        </w:rPr>
+      </w:pPr>
+      <w:r>
+        <w:rPr>
+          <w:lang w:val="es-CO"/>
+        </w:rPr>
+        <w:t>Más de 5 años de operación, propuesta tradicional peruana a precios medios. Zona mixta con flujo alto. Priorizan la cercanía a clientes objetivo y la reputación. Cliente familiar predominante con recurrencia entre el 50% y el 80%.</w:t>
+      </w:r>
+      <w:bookmarkEnd w:id="0"/>
+    </w:p>
+    <w:p>
+      <w:pPr>
+        <w:rPr>
+          <w:lang w:val="es-CO"/>
+        </w:rPr>
+      </w:pPr>
+      <w:r>
+        <w:rPr>
+          <w:b/>
+          <w:bCs/>
+          <w:lang w:val="es-CO"/>
+        </w:rPr>
+        <w:t>Observación de la zona</w:t>
+      </w:r>
+    </w:p>
+    <w:p>
+      <w:pPr>
+        <w:rPr>
+          <w:lang w:val="es-CO"/>
+        </w:rPr>
+      </w:pPr>
+      <w:r>
+        <w:rPr>
+          <w:lang w:val="es-CO"/>
+        </w:rPr>
+        <w:t>Usaq</w:t>
+      </w:r>
+      <w:r>
+        <w:rPr>
+          <w:lang w:val="es-CO"/>
+        </w:rPr>
+        <w:t>ué</w:t>
+      </w:r>
+      <w:r>
+        <w:rPr>
+          <w:lang w:val="es-CO"/>
+        </w:rPr>
+        <w:t>n presenta una combinación interesante: restaurantes de alto nivel comparten zona con propuestas casuales y de precios bajos, todos apuntando a perfiles de cliente distintos. La reputación y la cercanía al público objetivo son los factores de ubicación más comunes entre los establecimientos de la zona.</w:t>
+      </w:r>
+    </w:p>
+    <w:p>
+      <w:pPr>
+        <w:rPr>
+          <w:lang w:val="es-CO"/>
+        </w:rPr>
+      </w:pPr>
+      <w:r>
+        <w:rPr>
+          <w:b/>
+          <w:bCs/>
+          <w:lang w:val="es-CO"/>
+        </w:rPr>
+        <w:t>Registro fotográfico</w:t>
+      </w:r>
+    </w:p>
+    <w:p>
+      <w:pPr>
+        <w:rPr>
+          <w:lang w:val="es-CO"/>
+        </w:rPr>
+      </w:pPr>
+      <w:r>
+        <w:rPr>
+          <w:lang w:val="es-CO"/>
+        </w:rPr>
+        <w:drawing>
+          <wp:inline distT="0" distB="0" distL="0" distR="0" wp14:anchorId="3FAE2660" wp14:editId="3B291191">
+            <wp:extent cx="1800225" cy="2394298"/>
+            <wp:effectExtent l="0" t="0" r="0" b="6350"/>
+            <wp:docPr id="2079117947" name="Imagen 6"/>
+            <wp:cNvGraphicFramePr>
+              <a:graphicFrameLocks xmlns:a="http://schemas.openxmlformats.org/drawingml/2006/main" noChangeAspect="1"/>
+            </wp:cNvGraphicFramePr>
+            <a:graphic xmlns:a="http://schemas.openxmlformats.org/drawingml/2006/main">
+              <a:graphicData uri="http://schemas.openxmlformats.org/drawingml/2006/picture">
+                <pic:pic xmlns:pic="http://schemas.openxmlformats.org/drawingml/2006/picture">
+                  <pic:nvPicPr>
+                    <pic:cNvPr id="0" name="Picture 16"/>
+                    <pic:cNvPicPr>
+                      <a:picLocks noChangeAspect="1" noChangeArrowheads="1"/>
+                    </pic:cNvPicPr>
+                  </pic:nvPicPr>
+                  <pic:blipFill>
+                    <a:blip r:embed="rId12" cstate="print">
+                      <a:extLst>
+                        <a:ext uri="{28A0092B-C50C-407E-A947-70E740481C1C}">
+                          <a14:useLocalDpi xmlns:a14="http://schemas.microsoft.com/office/drawing/2010/main" val="0"/>
+                        </a:ext>
+                      </a:extLst>
+                    </a:blip>
+                    <a:srcRect/>
+                    <a:stretch>
+                      <a:fillRect/>
+                    </a:stretch>
+                  </pic:blipFill>
+                  <pic:spPr bwMode="auto">
+                    <a:xfrm>
+                      <a:off x="0" y="0"/>
+                      <a:ext cx="1803760" cy="2399000"/>
+                    </a:xfrm>
+                    <a:prstGeom prst="rect">
+                      <a:avLst/>
+                    </a:prstGeom>
+                    <a:noFill/>
+                    <a:ln>
+                      <a:noFill/>
+                    </a:ln>
+                  </pic:spPr>
+                </pic:pic>
+              </a:graphicData>
+            </a:graphic>
+          </wp:inline>
+        </w:drawing>
+      </w:r>
+      <w:r>
+        <w:rPr>
+          <w:lang w:val="es-CO"/>
+        </w:rPr>
+        <w:t xml:space="preserve"> </w:t>
+      </w:r>
+      <w:r>
+        <w:rPr>
+          <w:lang w:val="es-CO"/>
+        </w:rPr>
+        <w:drawing>
+          <wp:inline distT="0" distB="0" distL="0" distR="0" wp14:anchorId="170303C0" wp14:editId="4618A970">
+            <wp:extent cx="1704538" cy="2266766"/>
+            <wp:effectExtent l="0" t="0" r="0" b="635"/>
+            <wp:docPr id="153467798" name="Imagen 5"/>
+            <wp:cNvGraphicFramePr>
+              <a:graphicFrameLocks xmlns:a="http://schemas.openxmlformats.org/drawingml/2006/main" noChangeAspect="1"/>
+            </wp:cNvGraphicFramePr>
+            <a:graphic xmlns:a="http://schemas.openxmlformats.org/drawingml/2006/main">
+              <a:graphicData uri="http://schemas.openxmlformats.org/drawingml/2006/picture">
+                <pic:pic xmlns:pic="http://schemas.openxmlformats.org/drawingml/2006/picture">
+                  <pic:nvPicPr>
+                    <pic:cNvPr id="0" name="Picture 17"/>
+                    <pic:cNvPicPr>
+                      <a:picLocks noChangeAspect="1" noChangeArrowheads="1"/>
+                    </pic:cNvPicPr>
+                  </pic:nvPicPr>
+                  <pic:blipFill>
+                    <a:blip r:embed="rId13" cstate="print">
+                      <a:extLst>
+                        <a:ext uri="{28A0092B-C50C-407E-A947-70E740481C1C}">
+                          <a14:useLocalDpi xmlns:a14="http://schemas.microsoft.com/office/drawing/2010/main" val="0"/>
+                        </a:ext>
+                      </a:extLst>
+                    </a:blip>
+                    <a:srcRect/>
+                    <a:stretch>
+                      <a:fillRect/>
+                    </a:stretch>
+                  </pic:blipFill>
+                  <pic:spPr bwMode="auto">
+                    <a:xfrm>
+                      <a:off x="0" y="0"/>
+                      <a:ext cx="1706066" cy="2268798"/>
+                    </a:xfrm>
+                    <a:prstGeom prst="rect">
+                      <a:avLst/>
+                    </a:prstGeom>
+                    <a:noFill/>
+                    <a:ln>
+                      <a:noFill/>
+                    </a:ln>
+                  </pic:spPr>
+                </pic:pic>
+              </a:graphicData>
+            </a:graphic>
+          </wp:inline>
+        </w:drawing>
+      </w:r>
+      <w:r>
+        <w:rPr>
+          <w:lang w:val="es-CO"/>
+        </w:rPr>
+        <w:t xml:space="preserve"> </w:t>
+      </w:r>
+      <w:r>
+        <w:rPr>
+          <w:lang w:val="es-CO"/>
+        </w:rPr>
+        <w:drawing>
+          <wp:inline distT="0" distB="0" distL="0" distR="0" wp14:anchorId="69B38C2D" wp14:editId="55CD7545">
+            <wp:extent cx="1781175" cy="2365766"/>
+            <wp:effectExtent l="0" t="0" r="0" b="0"/>
+            <wp:docPr id="1035377904" name="Imagen 4"/>
+            <wp:cNvGraphicFramePr>
+              <a:graphicFrameLocks xmlns:a="http://schemas.openxmlformats.org/drawingml/2006/main" noChangeAspect="1"/>
+            </wp:cNvGraphicFramePr>
+            <a:graphic xmlns:a="http://schemas.openxmlformats.org/drawingml/2006/main">
+              <a:graphicData uri="http://schemas.openxmlformats.org/drawingml/2006/picture">
+                <pic:pic xmlns:pic="http://schemas.openxmlformats.org/drawingml/2006/picture">
+                  <pic:nvPicPr>
+                    <pic:cNvPr id="0" name="Imagen 1"/>
+                    <pic:cNvPicPr>
+                      <a:picLocks noChangeAspect="1" noChangeArrowheads="1"/>
+                    </pic:cNvPicPr>
+                  </pic:nvPicPr>
+                  <pic:blipFill>
+                    <a:blip r:embed="rId14" cstate="print">
+                      <a:extLst>
+                        <a:ext uri="{28A0092B-C50C-407E-A947-70E740481C1C}">
+                          <a14:useLocalDpi xmlns:a14="http://schemas.microsoft.com/office/drawing/2010/main" val="0"/>
+                        </a:ext>
+                      </a:extLst>
+                    </a:blip>
+                    <a:srcRect/>
+                    <a:stretch>
+                      <a:fillRect/>
+                    </a:stretch>
+                  </pic:blipFill>
+                  <pic:spPr bwMode="auto">
+                    <a:xfrm>
+                      <a:off x="0" y="0"/>
+                      <a:ext cx="1781906" cy="2366737"/>
+                    </a:xfrm>
+                    <a:prstGeom prst="rect">
+                      <a:avLst/>
+                    </a:prstGeom>
+                    <a:noFill/>
+                    <a:ln>
+                      <a:noFill/>
+                    </a:ln>
+                  </pic:spPr>
+                </pic:pic>
+              </a:graphicData>
+            </a:graphic>
+          </wp:inline>
+        </w:drawing>
+      </w:r>
+    </w:p>
     <w:p/>
     <w:sectPr>
       <w:pgSz w:w="11906" w:h="16838"/>
@@ -1649,6 +3321,84 @@
     </w:lvl>
   </w:abstractNum>
   <w:abstractNum w:abstractNumId="3" w15:restartNumberingAfterBreak="0">
+    <w:nsid w:val="33FF083F"/>
+    <w:multiLevelType w:val="hybridMultilevel"/>
+    <w:tmpl w:val="05027776"/>
+    <w:lvl w:ilvl="0" w:tplc="55A61560">
+      <w:start w:val="1"/>
+      <w:numFmt w:val="bullet"/>
+      <w:lvlText w:val="•"/>
+      <w:lvlJc w:val="left"/>
+      <w:pPr>
+        <w:ind w:left="720" w:hanging="360"/>
+      </w:pPr>
+    </w:lvl>
+    <w:lvl w:ilvl="1" w:tplc="67361C9E">
+      <w:numFmt w:val="decimal"/>
+      <w:lvlText w:val=""/>
+      <w:lvlJc w:val="left"/>
+      <w:pPr>
+        <w:ind w:left="0" w:firstLine="0"/>
+      </w:pPr>
+    </w:lvl>
+    <w:lvl w:ilvl="2" w:tplc="3DBCBCEC">
+      <w:numFmt w:val="decimal"/>
+      <w:lvlText w:val=""/>
+      <w:lvlJc w:val="left"/>
+      <w:pPr>
+        <w:ind w:left="0" w:firstLine="0"/>
+      </w:pPr>
+    </w:lvl>
+    <w:lvl w:ilvl="3" w:tplc="57641764">
+      <w:numFmt w:val="decimal"/>
+      <w:lvlText w:val=""/>
+      <w:lvlJc w:val="left"/>
+      <w:pPr>
+        <w:ind w:left="0" w:firstLine="0"/>
+      </w:pPr>
+    </w:lvl>
+    <w:lvl w:ilvl="4" w:tplc="A3E296C4">
+      <w:numFmt w:val="decimal"/>
+      <w:lvlText w:val=""/>
+      <w:lvlJc w:val="left"/>
+      <w:pPr>
+        <w:ind w:left="0" w:firstLine="0"/>
+      </w:pPr>
+    </w:lvl>
+    <w:lvl w:ilvl="5" w:tplc="7EE472F2">
+      <w:numFmt w:val="decimal"/>
+      <w:lvlText w:val=""/>
+      <w:lvlJc w:val="left"/>
+      <w:pPr>
+        <w:ind w:left="0" w:firstLine="0"/>
+      </w:pPr>
+    </w:lvl>
+    <w:lvl w:ilvl="6" w:tplc="2E886A70">
+      <w:numFmt w:val="decimal"/>
+      <w:lvlText w:val=""/>
+      <w:lvlJc w:val="left"/>
+      <w:pPr>
+        <w:ind w:left="0" w:firstLine="0"/>
+      </w:pPr>
+    </w:lvl>
+    <w:lvl w:ilvl="7" w:tplc="C744EE8A">
+      <w:numFmt w:val="decimal"/>
+      <w:lvlText w:val=""/>
+      <w:lvlJc w:val="left"/>
+      <w:pPr>
+        <w:ind w:left="0" w:firstLine="0"/>
+      </w:pPr>
+    </w:lvl>
+    <w:lvl w:ilvl="8" w:tplc="BD68DDEC">
+      <w:numFmt w:val="decimal"/>
+      <w:lvlText w:val=""/>
+      <w:lvlJc w:val="left"/>
+      <w:pPr>
+        <w:ind w:left="0" w:firstLine="0"/>
+      </w:pPr>
+    </w:lvl>
+  </w:abstractNum>
+  <w:abstractNum w:abstractNumId="4" w15:restartNumberingAfterBreak="0">
     <w:nsid w:val="3FAD062F"/>
     <w:multiLevelType w:val="hybridMultilevel"/>
     <w:tmpl w:val="D1F2E190"/>
@@ -1761,7 +3511,7 @@
       </w:rPr>
     </w:lvl>
   </w:abstractNum>
-  <w:abstractNum w:abstractNumId="4" w15:restartNumberingAfterBreak="0">
+  <w:abstractNum w:abstractNumId="5" w15:restartNumberingAfterBreak="0">
     <w:nsid w:val="484B2990"/>
     <w:multiLevelType w:val="hybridMultilevel"/>
     <w:tmpl w:val="5B428DB0"/>
@@ -1874,7 +3624,7 @@
       </w:rPr>
     </w:lvl>
   </w:abstractNum>
-  <w:abstractNum w:abstractNumId="5" w15:restartNumberingAfterBreak="0">
+  <w:abstractNum w:abstractNumId="6" w15:restartNumberingAfterBreak="0">
     <w:nsid w:val="4FF8244D"/>
     <w:multiLevelType w:val="multilevel"/>
     <w:tmpl w:val="BAA604BC"/>
@@ -2023,7 +3773,7 @@
       </w:rPr>
     </w:lvl>
   </w:abstractNum>
-  <w:abstractNum w:abstractNumId="6" w15:restartNumberingAfterBreak="0">
+  <w:abstractNum w:abstractNumId="7" w15:restartNumberingAfterBreak="0">
     <w:nsid w:val="6CEB4354"/>
     <w:multiLevelType w:val="multilevel"/>
     <w:tmpl w:val="6AA222F2"/>
@@ -2173,10 +3923,10 @@
     </w:lvl>
   </w:abstractNum>
   <w:num w:numId="1" w16cid:durableId="205340471">
-    <w:abstractNumId w:val="5"/>
+    <w:abstractNumId w:val="6"/>
   </w:num>
   <w:num w:numId="2" w16cid:durableId="307251458">
-    <w:abstractNumId w:val="6"/>
+    <w:abstractNumId w:val="7"/>
   </w:num>
   <w:num w:numId="3" w16cid:durableId="2145925414">
     <w:abstractNumId w:val="0"/>
@@ -2188,10 +3938,22 @@
     <w:abstractNumId w:val="2"/>
   </w:num>
   <w:num w:numId="6" w16cid:durableId="1503275335">
-    <w:abstractNumId w:val="3"/>
+    <w:abstractNumId w:val="4"/>
   </w:num>
   <w:num w:numId="7" w16cid:durableId="966853653">
-    <w:abstractNumId w:val="4"/>
+    <w:abstractNumId w:val="5"/>
+  </w:num>
+  <w:num w:numId="8" w16cid:durableId="449053806">
+    <w:abstractNumId w:val="3"/>
+    <w:lvlOverride w:ilvl="0"/>
+    <w:lvlOverride w:ilvl="1"/>
+    <w:lvlOverride w:ilvl="2"/>
+    <w:lvlOverride w:ilvl="3"/>
+    <w:lvlOverride w:ilvl="4"/>
+    <w:lvlOverride w:ilvl="5"/>
+    <w:lvlOverride w:ilvl="6"/>
+    <w:lvlOverride w:ilvl="7"/>
+    <w:lvlOverride w:ilvl="8"/>
   </w:num>
 </w:numbering>
 </file>
